--- a/sql/35/spec/折價券表格.docx
+++ b/sql/35/spec/折價券表格.docx
@@ -1828,8 +1828,6 @@
               </w:rPr>
               <w:t>例如折$90低消$999</w:t>
             </w:r>
-            <w:bookmarkStart w:id="0" w:name="_GoBack"/>
-            <w:bookmarkEnd w:id="0"/>
           </w:p>
         </w:tc>
       </w:tr>
@@ -6319,13 +6317,6 @@
         </w:rPr>
       </w:pPr>
     </w:p>
-    <w:p>
-      <w:pPr>
-        <w:rPr>
-          <w:rFonts w:ascii="微軟正黑體" w:hAnsi="微軟正黑體"/>
-        </w:rPr>
-      </w:pPr>
-    </w:p>
     <w:tbl>
       <w:tblPr>
         <w:tblStyle w:val="a3"/>
@@ -6364,6 +6355,7 @@
                 <w:sz w:val="20"/>
                 <w:szCs w:val="20"/>
               </w:rPr>
+              <w:lastRenderedPageBreak/>
               <w:t>表格名稱</w:t>
             </w:r>
           </w:p>
@@ -7805,6 +7797,15 @@
           <w:rFonts w:ascii="微軟正黑體" w:hAnsi="微軟正黑體"/>
         </w:rPr>
       </w:pPr>
+    </w:p>
+    <w:p>
+      <w:pPr>
+        <w:rPr>
+          <w:rFonts w:ascii="微軟正黑體" w:hAnsi="微軟正黑體" w:hint="eastAsia"/>
+        </w:rPr>
+      </w:pPr>
+      <w:bookmarkStart w:id="0" w:name="_GoBack"/>
+      <w:bookmarkEnd w:id="0"/>
     </w:p>
     <w:tbl>
       <w:tblPr>
